--- a/hanoi.docx
+++ b/hanoi.docx
@@ -29,6 +29,12 @@
         </w:rPr>
         <w:t>Arman Bryan, Zain Khan, Wren</w:t>
       </w:r>
+      <w:r>
+        <w:rPr>
+          <w:rFonts w:ascii="Georgia" w:hAnsi="Georgia"/>
+        </w:rPr>
+        <w:t xml:space="preserve"> Gurung</w:t>
+      </w:r>
     </w:p>
     <w:p>
       <w:pPr>
@@ -174,13 +180,7 @@
         <w:rPr>
           <w:rFonts w:ascii="Georgia" w:hAnsi="Georgia"/>
         </w:rPr>
-        <w:t xml:space="preserve"> but this time it’s from the helper rod to the destination rod, and the initial rod is now acting as the helper rod. Each function call moves the disk into its final and correct position on the destination rod. </w:t>
-      </w:r>
-      <w:r>
-        <w:rPr>
-          <w:rFonts w:ascii="Georgia" w:hAnsi="Georgia"/>
-        </w:rPr>
-        <w:t>The recursion terminates when a call is made for N=0 disks.</w:t>
+        <w:t xml:space="preserve"> but this time it’s from the helper rod to the destination rod, and the initial rod is now acting as the helper rod. Each function call moves the disk into its final and correct position on the destination rod. The recursion terminates when a call is made for N=0 disks.</w:t>
       </w:r>
     </w:p>
     <w:p>
@@ -199,6 +199,7 @@
       <w:r>
         <w:rPr>
           <w:rFonts w:ascii="Georgia" w:hAnsi="Georgia"/>
+          <w:noProof/>
         </w:rPr>
         <w:drawing>
           <wp:inline distT="0" distB="0" distL="0" distR="0" wp14:anchorId="34977A33" wp14:editId="1BCC00DE">
@@ -246,6 +247,7 @@
       <w:r>
         <w:rPr>
           <w:rFonts w:ascii="Georgia" w:hAnsi="Georgia"/>
+          <w:noProof/>
         </w:rPr>
         <w:lastRenderedPageBreak/>
         <w:drawing>
@@ -918,6 +920,7 @@
   <w:style w:type="character" w:default="1" w:styleId="DefaultParagraphFont">
     <w:name w:val="Default Paragraph Font"/>
     <w:uiPriority w:val="1"/>
+    <w:semiHidden/>
     <w:unhideWhenUsed/>
   </w:style>
   <w:style w:type="table" w:default="1" w:styleId="TableNormal">
